--- a/ADG/최종실습시험/05_Broker_구성과_모니터링/05_Broker_구성과_모니터링_모범답안.docx
+++ b/ADG/최종실습시험/05_Broker_구성과_모니터링/05_Broker_구성과_모니터링_모범답안.docx
@@ -20453,19 +20453,15 @@
         <w:tblLook w:firstColumn="1" w:firstRow="1" w:lastColumn="0" w:lastRow="0" w:noHBand="0" w:noVBand="1" w:val="04A0"/>
       </w:tblPr>
       <w:tblGrid>
-        <w:gridCol w:w="1134"/>
-        <w:gridCol w:w="1134"/>
-        <w:gridCol w:w="1134"/>
-        <w:gridCol w:w="1134"/>
-        <w:gridCol w:w="1134"/>
-        <w:gridCol w:w="1134"/>
-        <w:gridCol w:w="1134"/>
-        <w:gridCol w:w="1134"/>
+        <w:gridCol w:w="2268"/>
+        <w:gridCol w:w="2268"/>
+        <w:gridCol w:w="2268"/>
+        <w:gridCol w:w="2268"/>
       </w:tblGrid>
       <w:tr>
         <w:tc>
           <w:tcPr>
-            <w:tcW w:type="dxa" w:w="1134"/>
+            <w:tcW w:type="dxa" w:w="2268"/>
           </w:tcPr>
           <w:p>
             <w:pPr>
@@ -20483,7 +20479,7 @@
         </w:tc>
         <w:tc>
           <w:tcPr>
-            <w:tcW w:type="dxa" w:w="1134"/>
+            <w:tcW w:type="dxa" w:w="2268"/>
           </w:tcPr>
           <w:p>
             <w:pPr>
@@ -20501,7 +20497,7 @@
         </w:tc>
         <w:tc>
           <w:tcPr>
-            <w:tcW w:type="dxa" w:w="1134"/>
+            <w:tcW w:type="dxa" w:w="2268"/>
           </w:tcPr>
           <w:p>
             <w:pPr>
@@ -20519,7 +20515,7 @@
         </w:tc>
         <w:tc>
           <w:tcPr>
-            <w:tcW w:type="dxa" w:w="1134"/>
+            <w:tcW w:type="dxa" w:w="2268"/>
           </w:tcPr>
           <w:p>
             <w:pPr>
@@ -20532,74 +20528,6 @@
                 <w:sz w:val="19"/>
               </w:rPr>
               <w:t>어긋나면</w:t>
-            </w:r>
-          </w:p>
-        </w:tc>
-        <w:tc>
-          <w:tcPr>
-            <w:tcW w:type="dxa" w:w="1134"/>
-          </w:tcPr>
-          <w:p>
-            <w:pPr>
-              <w:spacing w:before="0" w:after="0"/>
-            </w:pPr>
-            <w:r>
-              <w:rPr>
-                <w:rFonts w:ascii="맑은 고딕" w:hAnsi="맑은 고딕" w:eastAsia="맑은 고딕"/>
-                <w:b/>
-                <w:sz w:val="19"/>
-              </w:rPr>
-            </w:r>
-          </w:p>
-        </w:tc>
-        <w:tc>
-          <w:tcPr>
-            <w:tcW w:type="dxa" w:w="1134"/>
-          </w:tcPr>
-          <w:p>
-            <w:pPr>
-              <w:spacing w:before="0" w:after="0"/>
-            </w:pPr>
-            <w:r>
-              <w:rPr>
-                <w:rFonts w:ascii="맑은 고딕" w:hAnsi="맑은 고딕" w:eastAsia="맑은 고딕"/>
-                <w:b/>
-                <w:sz w:val="19"/>
-              </w:rPr>
-            </w:r>
-          </w:p>
-        </w:tc>
-        <w:tc>
-          <w:tcPr>
-            <w:tcW w:type="dxa" w:w="1134"/>
-          </w:tcPr>
-          <w:p>
-            <w:pPr>
-              <w:spacing w:before="0" w:after="0"/>
-            </w:pPr>
-            <w:r>
-              <w:rPr>
-                <w:rFonts w:ascii="맑은 고딕" w:hAnsi="맑은 고딕" w:eastAsia="맑은 고딕"/>
-                <w:b/>
-                <w:sz w:val="19"/>
-              </w:rPr>
-            </w:r>
-          </w:p>
-        </w:tc>
-        <w:tc>
-          <w:tcPr>
-            <w:tcW w:type="dxa" w:w="1134"/>
-          </w:tcPr>
-          <w:p>
-            <w:pPr>
-              <w:spacing w:before="0" w:after="0"/>
-            </w:pPr>
-            <w:r>
-              <w:rPr>
-                <w:rFonts w:ascii="맑은 고딕" w:hAnsi="맑은 고딕" w:eastAsia="맑은 고딕"/>
-                <w:b/>
-                <w:sz w:val="19"/>
-              </w:rPr>
             </w:r>
           </w:p>
         </w:tc>
@@ -20607,7 +20535,7 @@
       <w:tr>
         <w:tc>
           <w:tcPr>
-            <w:tcW w:type="dxa" w:w="1134"/>
+            <w:tcW w:type="dxa" w:w="2268"/>
           </w:tcPr>
           <w:p>
             <w:pPr>
@@ -20625,7 +20553,7 @@
         </w:tc>
         <w:tc>
           <w:tcPr>
-            <w:tcW w:type="dxa" w:w="1134"/>
+            <w:tcW w:type="dxa" w:w="2268"/>
           </w:tcPr>
           <w:p>
             <w:pPr>
@@ -20633,17 +20561,17 @@
             </w:pPr>
             <w:r>
               <w:rPr>
-                <w:rFonts w:ascii="맑은 고딕" w:hAnsi="맑은 고딕" w:eastAsia="맑은 고딕"/>
+                <w:rFonts w:ascii="Consolas" w:hAnsi="Consolas" w:eastAsia="맑은 고딕"/>
                 <w:b w:val="0"/>
                 <w:sz w:val="19"/>
               </w:rPr>
-              <w:t xml:space="preserve">`database_role</w:t>
+              <w:t xml:space="preserve">database_role||' / '||open_mode</w:t>
             </w:r>
           </w:p>
         </w:tc>
         <w:tc>
           <w:tcPr>
-            <w:tcW w:type="dxa" w:w="1134"/>
+            <w:tcW w:type="dxa" w:w="2268"/>
           </w:tcPr>
           <w:p>
             <w:pPr>
@@ -20655,12 +20583,13 @@
                 <w:b w:val="0"/>
                 <w:sz w:val="19"/>
               </w:rPr>
+              <w:t xml:space="preserve">PHYSICAL STANDBY / READ ONLY WITH APPLY</w:t>
             </w:r>
           </w:p>
         </w:tc>
         <w:tc>
           <w:tcPr>
-            <w:tcW w:type="dxa" w:w="1134"/>
+            <w:tcW w:type="dxa" w:w="2268"/>
           </w:tcPr>
           <w:p>
             <w:pPr>
@@ -20672,86 +20601,7 @@
                 <w:b w:val="0"/>
                 <w:sz w:val="19"/>
               </w:rPr>
-              <w:t>' / '</w:t>
-            </w:r>
-          </w:p>
-        </w:tc>
-        <w:tc>
-          <w:tcPr>
-            <w:tcW w:type="dxa" w:w="1134"/>
-          </w:tcPr>
-          <w:p>
-            <w:pPr>
-              <w:spacing w:before="0" w:after="0"/>
-            </w:pPr>
-            <w:r>
-              <w:rPr>
-                <w:rFonts w:ascii="맑은 고딕" w:hAnsi="맑은 고딕" w:eastAsia="맑은 고딕"/>
-                <w:b w:val="0"/>
-                <w:sz w:val="19"/>
-              </w:rPr>
-            </w:r>
-          </w:p>
-        </w:tc>
-        <w:tc>
-          <w:tcPr>
-            <w:tcW w:type="dxa" w:w="1134"/>
-          </w:tcPr>
-          <w:p>
-            <w:pPr>
-              <w:spacing w:before="0" w:after="0"/>
-            </w:pPr>
-            <w:r>
-              <w:rPr>
-                <w:rFonts w:ascii="맑은 고딕" w:hAnsi="맑은 고딕" w:eastAsia="맑은 고딕"/>
-                <w:b w:val="0"/>
-                <w:sz w:val="19"/>
-              </w:rPr>
-              <w:t xml:space="preserve">open_mode`</w:t>
-            </w:r>
-          </w:p>
-        </w:tc>
-        <w:tc>
-          <w:tcPr>
-            <w:tcW w:type="dxa" w:w="1134"/>
-          </w:tcPr>
-          <w:p>
-            <w:pPr>
-              <w:spacing w:before="0" w:after="0"/>
-            </w:pPr>
-            <w:r>
-              <w:rPr>
-                <w:rFonts w:ascii="Consolas" w:hAnsi="Consolas" w:eastAsia="맑은 고딕"/>
-                <w:b w:val="0"/>
-                <w:sz w:val="19"/>
-              </w:rPr>
-              <w:t xml:space="preserve">PHYSICAL STANDBY / READ ONLY WITH APPLY</w:t>
-            </w:r>
-          </w:p>
-        </w:tc>
-        <w:tc>
-          <w:tcPr>
-            <w:tcW w:type="dxa" w:w="1134"/>
-          </w:tcPr>
-          <w:p>
-            <w:pPr>
-              <w:spacing w:before="0" w:after="0"/>
-            </w:pPr>
-            <w:r>
-              <w:rPr>
-                <w:rFonts w:ascii="Consolas" w:hAnsi="Consolas" w:eastAsia="맑은 고딕"/>
-                <w:b w:val="0"/>
-                <w:sz w:val="19"/>
-              </w:rPr>
-              <w:t xml:space="preserve">WITH APPLY</w:t>
-            </w:r>
-            <w:r>
-              <w:rPr>
-                <w:rFonts w:ascii="맑은 고딕" w:hAnsi="맑은 고딕" w:eastAsia="맑은 고딕"/>
-                <w:b w:val="0"/>
-                <w:sz w:val="19"/>
-              </w:rPr>
-              <w:t xml:space="preserve"> 가 없으면 적용 정지</w:t>
+              <w:t xml:space="preserve">WITH APPLY 가 없으면 적용 정지</w:t>
             </w:r>
           </w:p>
         </w:tc>
@@ -20759,7 +20609,7 @@
       <w:tr>
         <w:tc>
           <w:tcPr>
-            <w:tcW w:type="dxa" w:w="1134"/>
+            <w:tcW w:type="dxa" w:w="2268"/>
           </w:tcPr>
           <w:p>
             <w:pPr>
@@ -20777,7 +20627,7 @@
         </w:tc>
         <w:tc>
           <w:tcPr>
-            <w:tcW w:type="dxa" w:w="1134"/>
+            <w:tcW w:type="dxa" w:w="2268"/>
           </w:tcPr>
           <w:p>
             <w:pPr>
@@ -20811,7 +20661,7 @@
         </w:tc>
         <w:tc>
           <w:tcPr>
-            <w:tcW w:type="dxa" w:w="1134"/>
+            <w:tcW w:type="dxa" w:w="2268"/>
           </w:tcPr>
           <w:p>
             <w:pPr>
@@ -20837,7 +20687,7 @@
         </w:tc>
         <w:tc>
           <w:tcPr>
-            <w:tcW w:type="dxa" w:w="1134"/>
+            <w:tcW w:type="dxa" w:w="2268"/>
           </w:tcPr>
           <w:p>
             <w:pPr>
@@ -20850,74 +20700,6 @@
                 <w:sz w:val="19"/>
               </w:rPr>
               <w:t xml:space="preserve">행이 없으면 적용 정지</w:t>
-            </w:r>
-          </w:p>
-        </w:tc>
-        <w:tc>
-          <w:tcPr>
-            <w:tcW w:type="dxa" w:w="1134"/>
-          </w:tcPr>
-          <w:p>
-            <w:pPr>
-              <w:spacing w:before="0" w:after="0"/>
-            </w:pPr>
-            <w:r>
-              <w:rPr>
-                <w:rFonts w:ascii="맑은 고딕" w:hAnsi="맑은 고딕" w:eastAsia="맑은 고딕"/>
-                <w:b w:val="0"/>
-                <w:sz w:val="19"/>
-              </w:rPr>
-            </w:r>
-          </w:p>
-        </w:tc>
-        <w:tc>
-          <w:tcPr>
-            <w:tcW w:type="dxa" w:w="1134"/>
-          </w:tcPr>
-          <w:p>
-            <w:pPr>
-              <w:spacing w:before="0" w:after="0"/>
-            </w:pPr>
-            <w:r>
-              <w:rPr>
-                <w:rFonts w:ascii="맑은 고딕" w:hAnsi="맑은 고딕" w:eastAsia="맑은 고딕"/>
-                <w:b w:val="0"/>
-                <w:sz w:val="19"/>
-              </w:rPr>
-            </w:r>
-          </w:p>
-        </w:tc>
-        <w:tc>
-          <w:tcPr>
-            <w:tcW w:type="dxa" w:w="1134"/>
-          </w:tcPr>
-          <w:p>
-            <w:pPr>
-              <w:spacing w:before="0" w:after="0"/>
-            </w:pPr>
-            <w:r>
-              <w:rPr>
-                <w:rFonts w:ascii="맑은 고딕" w:hAnsi="맑은 고딕" w:eastAsia="맑은 고딕"/>
-                <w:b w:val="0"/>
-                <w:sz w:val="19"/>
-              </w:rPr>
-            </w:r>
-          </w:p>
-        </w:tc>
-        <w:tc>
-          <w:tcPr>
-            <w:tcW w:type="dxa" w:w="1134"/>
-          </w:tcPr>
-          <w:p>
-            <w:pPr>
-              <w:spacing w:before="0" w:after="0"/>
-            </w:pPr>
-            <w:r>
-              <w:rPr>
-                <w:rFonts w:ascii="맑은 고딕" w:hAnsi="맑은 고딕" w:eastAsia="맑은 고딕"/>
-                <w:b w:val="0"/>
-                <w:sz w:val="19"/>
-              </w:rPr>
             </w:r>
           </w:p>
         </w:tc>
@@ -20925,7 +20707,7 @@
       <w:tr>
         <w:tc>
           <w:tcPr>
-            <w:tcW w:type="dxa" w:w="1134"/>
+            <w:tcW w:type="dxa" w:w="2268"/>
           </w:tcPr>
           <w:p>
             <w:pPr>
@@ -20943,7 +20725,7 @@
         </w:tc>
         <w:tc>
           <w:tcPr>
-            <w:tcW w:type="dxa" w:w="1134"/>
+            <w:tcW w:type="dxa" w:w="2268"/>
           </w:tcPr>
           <w:p>
             <w:pPr>
@@ -20961,7 +20743,7 @@
         </w:tc>
         <w:tc>
           <w:tcPr>
-            <w:tcW w:type="dxa" w:w="1134"/>
+            <w:tcW w:type="dxa" w:w="2268"/>
           </w:tcPr>
           <w:p>
             <w:pPr>
@@ -20995,7 +20777,7 @@
         </w:tc>
         <w:tc>
           <w:tcPr>
-            <w:tcW w:type="dxa" w:w="1134"/>
+            <w:tcW w:type="dxa" w:w="2268"/>
           </w:tcPr>
           <w:p>
             <w:pPr>
@@ -21008,74 +20790,6 @@
                 <w:sz w:val="19"/>
               </w:rPr>
               <w:t>뒤지면 밀린 것</w:t>
-            </w:r>
-          </w:p>
-        </w:tc>
-        <w:tc>
-          <w:tcPr>
-            <w:tcW w:type="dxa" w:w="1134"/>
-          </w:tcPr>
-          <w:p>
-            <w:pPr>
-              <w:spacing w:before="0" w:after="0"/>
-            </w:pPr>
-            <w:r>
-              <w:rPr>
-                <w:rFonts w:ascii="맑은 고딕" w:hAnsi="맑은 고딕" w:eastAsia="맑은 고딕"/>
-                <w:b w:val="0"/>
-                <w:sz w:val="19"/>
-              </w:rPr>
-            </w:r>
-          </w:p>
-        </w:tc>
-        <w:tc>
-          <w:tcPr>
-            <w:tcW w:type="dxa" w:w="1134"/>
-          </w:tcPr>
-          <w:p>
-            <w:pPr>
-              <w:spacing w:before="0" w:after="0"/>
-            </w:pPr>
-            <w:r>
-              <w:rPr>
-                <w:rFonts w:ascii="맑은 고딕" w:hAnsi="맑은 고딕" w:eastAsia="맑은 고딕"/>
-                <w:b w:val="0"/>
-                <w:sz w:val="19"/>
-              </w:rPr>
-            </w:r>
-          </w:p>
-        </w:tc>
-        <w:tc>
-          <w:tcPr>
-            <w:tcW w:type="dxa" w:w="1134"/>
-          </w:tcPr>
-          <w:p>
-            <w:pPr>
-              <w:spacing w:before="0" w:after="0"/>
-            </w:pPr>
-            <w:r>
-              <w:rPr>
-                <w:rFonts w:ascii="맑은 고딕" w:hAnsi="맑은 고딕" w:eastAsia="맑은 고딕"/>
-                <w:b w:val="0"/>
-                <w:sz w:val="19"/>
-              </w:rPr>
-            </w:r>
-          </w:p>
-        </w:tc>
-        <w:tc>
-          <w:tcPr>
-            <w:tcW w:type="dxa" w:w="1134"/>
-          </w:tcPr>
-          <w:p>
-            <w:pPr>
-              <w:spacing w:before="0" w:after="0"/>
-            </w:pPr>
-            <w:r>
-              <w:rPr>
-                <w:rFonts w:ascii="맑은 고딕" w:hAnsi="맑은 고딕" w:eastAsia="맑은 고딕"/>
-                <w:b w:val="0"/>
-                <w:sz w:val="19"/>
-              </w:rPr>
             </w:r>
           </w:p>
         </w:tc>
@@ -21083,7 +20797,7 @@
       <w:tr>
         <w:tc>
           <w:tcPr>
-            <w:tcW w:type="dxa" w:w="1134"/>
+            <w:tcW w:type="dxa" w:w="2268"/>
           </w:tcPr>
           <w:p>
             <w:pPr>
@@ -21101,7 +20815,7 @@
         </w:tc>
         <w:tc>
           <w:tcPr>
-            <w:tcW w:type="dxa" w:w="1134"/>
+            <w:tcW w:type="dxa" w:w="2268"/>
           </w:tcPr>
           <w:p>
             <w:pPr>
@@ -21143,7 +20857,7 @@
         </w:tc>
         <w:tc>
           <w:tcPr>
-            <w:tcW w:type="dxa" w:w="1134"/>
+            <w:tcW w:type="dxa" w:w="2268"/>
           </w:tcPr>
           <w:p>
             <w:pPr>
@@ -21161,7 +20875,7 @@
         </w:tc>
         <w:tc>
           <w:tcPr>
-            <w:tcW w:type="dxa" w:w="1134"/>
+            <w:tcW w:type="dxa" w:w="2268"/>
           </w:tcPr>
           <w:p>
             <w:pPr>
@@ -21174,74 +20888,6 @@
                 <w:sz w:val="19"/>
               </w:rPr>
               <w:t>실시간 적용이 아니다</w:t>
-            </w:r>
-          </w:p>
-        </w:tc>
-        <w:tc>
-          <w:tcPr>
-            <w:tcW w:type="dxa" w:w="1134"/>
-          </w:tcPr>
-          <w:p>
-            <w:pPr>
-              <w:spacing w:before="0" w:after="0"/>
-            </w:pPr>
-            <w:r>
-              <w:rPr>
-                <w:rFonts w:ascii="맑은 고딕" w:hAnsi="맑은 고딕" w:eastAsia="맑은 고딕"/>
-                <w:b w:val="0"/>
-                <w:sz w:val="19"/>
-              </w:rPr>
-            </w:r>
-          </w:p>
-        </w:tc>
-        <w:tc>
-          <w:tcPr>
-            <w:tcW w:type="dxa" w:w="1134"/>
-          </w:tcPr>
-          <w:p>
-            <w:pPr>
-              <w:spacing w:before="0" w:after="0"/>
-            </w:pPr>
-            <w:r>
-              <w:rPr>
-                <w:rFonts w:ascii="맑은 고딕" w:hAnsi="맑은 고딕" w:eastAsia="맑은 고딕"/>
-                <w:b w:val="0"/>
-                <w:sz w:val="19"/>
-              </w:rPr>
-            </w:r>
-          </w:p>
-        </w:tc>
-        <w:tc>
-          <w:tcPr>
-            <w:tcW w:type="dxa" w:w="1134"/>
-          </w:tcPr>
-          <w:p>
-            <w:pPr>
-              <w:spacing w:before="0" w:after="0"/>
-            </w:pPr>
-            <w:r>
-              <w:rPr>
-                <w:rFonts w:ascii="맑은 고딕" w:hAnsi="맑은 고딕" w:eastAsia="맑은 고딕"/>
-                <w:b w:val="0"/>
-                <w:sz w:val="19"/>
-              </w:rPr>
-            </w:r>
-          </w:p>
-        </w:tc>
-        <w:tc>
-          <w:tcPr>
-            <w:tcW w:type="dxa" w:w="1134"/>
-          </w:tcPr>
-          <w:p>
-            <w:pPr>
-              <w:spacing w:before="0" w:after="0"/>
-            </w:pPr>
-            <w:r>
-              <w:rPr>
-                <w:rFonts w:ascii="맑은 고딕" w:hAnsi="맑은 고딕" w:eastAsia="맑은 고딕"/>
-                <w:b w:val="0"/>
-                <w:sz w:val="19"/>
-              </w:rPr>
             </w:r>
           </w:p>
         </w:tc>
@@ -21249,7 +20895,7 @@
       <w:tr>
         <w:tc>
           <w:tcPr>
-            <w:tcW w:type="dxa" w:w="1134"/>
+            <w:tcW w:type="dxa" w:w="2268"/>
           </w:tcPr>
           <w:p>
             <w:pPr>
@@ -21267,7 +20913,7 @@
         </w:tc>
         <w:tc>
           <w:tcPr>
-            <w:tcW w:type="dxa" w:w="1134"/>
+            <w:tcW w:type="dxa" w:w="2268"/>
           </w:tcPr>
           <w:p>
             <w:pPr>
@@ -21285,7 +20931,7 @@
         </w:tc>
         <w:tc>
           <w:tcPr>
-            <w:tcW w:type="dxa" w:w="1134"/>
+            <w:tcW w:type="dxa" w:w="2268"/>
           </w:tcPr>
           <w:p>
             <w:pPr>
@@ -21303,7 +20949,7 @@
         </w:tc>
         <w:tc>
           <w:tcPr>
-            <w:tcW w:type="dxa" w:w="1134"/>
+            <w:tcW w:type="dxa" w:w="2268"/>
           </w:tcPr>
           <w:p>
             <w:pPr>
@@ -21316,74 +20962,6 @@
                 <w:sz w:val="19"/>
               </w:rPr>
               <w:t xml:space="preserve">0이면 리두가 오지 않는다</w:t>
-            </w:r>
-          </w:p>
-        </w:tc>
-        <w:tc>
-          <w:tcPr>
-            <w:tcW w:type="dxa" w:w="1134"/>
-          </w:tcPr>
-          <w:p>
-            <w:pPr>
-              <w:spacing w:before="0" w:after="0"/>
-            </w:pPr>
-            <w:r>
-              <w:rPr>
-                <w:rFonts w:ascii="맑은 고딕" w:hAnsi="맑은 고딕" w:eastAsia="맑은 고딕"/>
-                <w:b w:val="0"/>
-                <w:sz w:val="19"/>
-              </w:rPr>
-            </w:r>
-          </w:p>
-        </w:tc>
-        <w:tc>
-          <w:tcPr>
-            <w:tcW w:type="dxa" w:w="1134"/>
-          </w:tcPr>
-          <w:p>
-            <w:pPr>
-              <w:spacing w:before="0" w:after="0"/>
-            </w:pPr>
-            <w:r>
-              <w:rPr>
-                <w:rFonts w:ascii="맑은 고딕" w:hAnsi="맑은 고딕" w:eastAsia="맑은 고딕"/>
-                <w:b w:val="0"/>
-                <w:sz w:val="19"/>
-              </w:rPr>
-            </w:r>
-          </w:p>
-        </w:tc>
-        <w:tc>
-          <w:tcPr>
-            <w:tcW w:type="dxa" w:w="1134"/>
-          </w:tcPr>
-          <w:p>
-            <w:pPr>
-              <w:spacing w:before="0" w:after="0"/>
-            </w:pPr>
-            <w:r>
-              <w:rPr>
-                <w:rFonts w:ascii="맑은 고딕" w:hAnsi="맑은 고딕" w:eastAsia="맑은 고딕"/>
-                <w:b w:val="0"/>
-                <w:sz w:val="19"/>
-              </w:rPr>
-            </w:r>
-          </w:p>
-        </w:tc>
-        <w:tc>
-          <w:tcPr>
-            <w:tcW w:type="dxa" w:w="1134"/>
-          </w:tcPr>
-          <w:p>
-            <w:pPr>
-              <w:spacing w:before="0" w:after="0"/>
-            </w:pPr>
-            <w:r>
-              <w:rPr>
-                <w:rFonts w:ascii="맑은 고딕" w:hAnsi="맑은 고딕" w:eastAsia="맑은 고딕"/>
-                <w:b w:val="0"/>
-                <w:sz w:val="19"/>
-              </w:rPr>
             </w:r>
           </w:p>
         </w:tc>
@@ -21391,7 +20969,7 @@
       <w:tr>
         <w:tc>
           <w:tcPr>
-            <w:tcW w:type="dxa" w:w="1134"/>
+            <w:tcW w:type="dxa" w:w="2268"/>
           </w:tcPr>
           <w:p>
             <w:pPr>
@@ -21409,7 +20987,7 @@
         </w:tc>
         <w:tc>
           <w:tcPr>
-            <w:tcW w:type="dxa" w:w="1134"/>
+            <w:tcW w:type="dxa" w:w="2268"/>
           </w:tcPr>
           <w:p>
             <w:pPr>
@@ -21427,7 +21005,7 @@
         </w:tc>
         <w:tc>
           <w:tcPr>
-            <w:tcW w:type="dxa" w:w="1134"/>
+            <w:tcW w:type="dxa" w:w="2268"/>
           </w:tcPr>
           <w:p>
             <w:pPr>
@@ -21445,7 +21023,7 @@
         </w:tc>
         <w:tc>
           <w:tcPr>
-            <w:tcW w:type="dxa" w:w="1134"/>
+            <w:tcW w:type="dxa" w:w="2268"/>
           </w:tcPr>
           <w:p>
             <w:pPr>
@@ -21458,74 +21036,6 @@
                 <w:sz w:val="19"/>
               </w:rPr>
               <w:t>갭이 있다</w:t>
-            </w:r>
-          </w:p>
-        </w:tc>
-        <w:tc>
-          <w:tcPr>
-            <w:tcW w:type="dxa" w:w="1134"/>
-          </w:tcPr>
-          <w:p>
-            <w:pPr>
-              <w:spacing w:before="0" w:after="0"/>
-            </w:pPr>
-            <w:r>
-              <w:rPr>
-                <w:rFonts w:ascii="맑은 고딕" w:hAnsi="맑은 고딕" w:eastAsia="맑은 고딕"/>
-                <w:b w:val="0"/>
-                <w:sz w:val="19"/>
-              </w:rPr>
-            </w:r>
-          </w:p>
-        </w:tc>
-        <w:tc>
-          <w:tcPr>
-            <w:tcW w:type="dxa" w:w="1134"/>
-          </w:tcPr>
-          <w:p>
-            <w:pPr>
-              <w:spacing w:before="0" w:after="0"/>
-            </w:pPr>
-            <w:r>
-              <w:rPr>
-                <w:rFonts w:ascii="맑은 고딕" w:hAnsi="맑은 고딕" w:eastAsia="맑은 고딕"/>
-                <w:b w:val="0"/>
-                <w:sz w:val="19"/>
-              </w:rPr>
-            </w:r>
-          </w:p>
-        </w:tc>
-        <w:tc>
-          <w:tcPr>
-            <w:tcW w:type="dxa" w:w="1134"/>
-          </w:tcPr>
-          <w:p>
-            <w:pPr>
-              <w:spacing w:before="0" w:after="0"/>
-            </w:pPr>
-            <w:r>
-              <w:rPr>
-                <w:rFonts w:ascii="맑은 고딕" w:hAnsi="맑은 고딕" w:eastAsia="맑은 고딕"/>
-                <w:b w:val="0"/>
-                <w:sz w:val="19"/>
-              </w:rPr>
-            </w:r>
-          </w:p>
-        </w:tc>
-        <w:tc>
-          <w:tcPr>
-            <w:tcW w:type="dxa" w:w="1134"/>
-          </w:tcPr>
-          <w:p>
-            <w:pPr>
-              <w:spacing w:before="0" w:after="0"/>
-            </w:pPr>
-            <w:r>
-              <w:rPr>
-                <w:rFonts w:ascii="맑은 고딕" w:hAnsi="맑은 고딕" w:eastAsia="맑은 고딕"/>
-                <w:b w:val="0"/>
-                <w:sz w:val="19"/>
-              </w:rPr>
             </w:r>
           </w:p>
         </w:tc>
@@ -21533,7 +21043,7 @@
       <w:tr>
         <w:tc>
           <w:tcPr>
-            <w:tcW w:type="dxa" w:w="1134"/>
+            <w:tcW w:type="dxa" w:w="2268"/>
           </w:tcPr>
           <w:p>
             <w:pPr>
@@ -21551,7 +21061,7 @@
         </w:tc>
         <w:tc>
           <w:tcPr>
-            <w:tcW w:type="dxa" w:w="1134"/>
+            <w:tcW w:type="dxa" w:w="2268"/>
           </w:tcPr>
           <w:p>
             <w:pPr>
@@ -21569,7 +21079,7 @@
         </w:tc>
         <w:tc>
           <w:tcPr>
-            <w:tcW w:type="dxa" w:w="1134"/>
+            <w:tcW w:type="dxa" w:w="2268"/>
           </w:tcPr>
           <w:p>
             <w:pPr>
@@ -21587,7 +21097,7 @@
         </w:tc>
         <w:tc>
           <w:tcPr>
-            <w:tcW w:type="dxa" w:w="1134"/>
+            <w:tcW w:type="dxa" w:w="2268"/>
           </w:tcPr>
           <w:p>
             <w:pPr>
@@ -21600,74 +21110,6 @@
                 <w:sz w:val="19"/>
               </w:rPr>
               <w:t xml:space="preserve">보조 지표</w:t>
-            </w:r>
-          </w:p>
-        </w:tc>
-        <w:tc>
-          <w:tcPr>
-            <w:tcW w:type="dxa" w:w="1134"/>
-          </w:tcPr>
-          <w:p>
-            <w:pPr>
-              <w:spacing w:before="0" w:after="0"/>
-            </w:pPr>
-            <w:r>
-              <w:rPr>
-                <w:rFonts w:ascii="맑은 고딕" w:hAnsi="맑은 고딕" w:eastAsia="맑은 고딕"/>
-                <w:b w:val="0"/>
-                <w:sz w:val="19"/>
-              </w:rPr>
-            </w:r>
-          </w:p>
-        </w:tc>
-        <w:tc>
-          <w:tcPr>
-            <w:tcW w:type="dxa" w:w="1134"/>
-          </w:tcPr>
-          <w:p>
-            <w:pPr>
-              <w:spacing w:before="0" w:after="0"/>
-            </w:pPr>
-            <w:r>
-              <w:rPr>
-                <w:rFonts w:ascii="맑은 고딕" w:hAnsi="맑은 고딕" w:eastAsia="맑은 고딕"/>
-                <w:b w:val="0"/>
-                <w:sz w:val="19"/>
-              </w:rPr>
-            </w:r>
-          </w:p>
-        </w:tc>
-        <w:tc>
-          <w:tcPr>
-            <w:tcW w:type="dxa" w:w="1134"/>
-          </w:tcPr>
-          <w:p>
-            <w:pPr>
-              <w:spacing w:before="0" w:after="0"/>
-            </w:pPr>
-            <w:r>
-              <w:rPr>
-                <w:rFonts w:ascii="맑은 고딕" w:hAnsi="맑은 고딕" w:eastAsia="맑은 고딕"/>
-                <w:b w:val="0"/>
-                <w:sz w:val="19"/>
-              </w:rPr>
-            </w:r>
-          </w:p>
-        </w:tc>
-        <w:tc>
-          <w:tcPr>
-            <w:tcW w:type="dxa" w:w="1134"/>
-          </w:tcPr>
-          <w:p>
-            <w:pPr>
-              <w:spacing w:before="0" w:after="0"/>
-            </w:pPr>
-            <w:r>
-              <w:rPr>
-                <w:rFonts w:ascii="맑은 고딕" w:hAnsi="맑은 고딕" w:eastAsia="맑은 고딕"/>
-                <w:b w:val="0"/>
-                <w:sz w:val="19"/>
-              </w:rPr>
             </w:r>
           </w:p>
         </w:tc>
